--- a/HO_SO_DU_THI_KHKT_SO_GDDT/PHU_LUC_1_HUONG_DAN_SU_DUNG_AI_TAO_SINH_MOI.docx
+++ b/HO_SO_DU_THI_KHKT_SO_GDDT/PHU_LUC_1_HUONG_DAN_SU_DUNG_AI_TAO_SINH_MOI.docx
@@ -53,7 +53,7 @@
     <w:p>
       <w:pPr>
         <w:spacing w:before="0" w:after="160" w:line="276" w:lineRule="auto"/>
-        <w:jc w:val="left"/>
+        <w:jc w:val="both"/>
       </w:pPr>
       <w:r>
         <w:rPr>
@@ -63,13 +63,13 @@
           <w:color w:val="000000"/>
           <w:sz w:val="25"/>
         </w:rPr>
-        <w:t>TÊN DỰ ÁN: XÂY DỰNG HỆ THỐNG GIA SƯ AI THÍCH ỨNG VÀ ĐO LƯỜNG NĂNG LỰC HỌC TIẾNG ANH THEO MÔ HÌNH TOÁN HỌC IRT 2PL</w:t>
+        <w:t>TÊN DỰ ÁN: XÂY DỰNG HỆ THỐNG GIA SƯ AI THÍCH ỨNG VÀ HỖ TRỢ LUYỆN THI TIẾNG ANH THÔNG MINH KẾT HỢP CÔNG NGHỆ CHẤM PHÁT ÂM VÀ GHI NHỚ DÀI HẠN</w:t>
       </w:r>
     </w:p>
     <w:p>
       <w:pPr>
         <w:spacing w:before="0" w:after="240" w:line="276" w:lineRule="auto"/>
-        <w:jc w:val="left"/>
+        <w:jc w:val="both"/>
       </w:pPr>
       <w:r>
         <w:rPr>
@@ -223,7 +223,7 @@
                 <w:color w:val="000000"/>
                 <w:sz w:val="24"/>
               </w:rPr>
-              <w:t>1. Tóm tắt tài liệu lý thuyết toán học IRT &amp; SM-2 để chuẩn bị đề cương nghiên cứu.</w:t>
+              <w:t>1. Tóm tắt tài liệu lý thuyết về phương pháp học thích ứng và lặp lại ngắt quãng.</w:t>
             </w:r>
           </w:p>
         </w:tc>
@@ -275,7 +275,7 @@
                 <w:color w:val="000000"/>
                 <w:sz w:val="24"/>
               </w:rPr>
-              <w:t>Học sinh tự đọc và nghiên cứu tài liệu gốc của Lord (1980) và Wozniak (1994). Sử dụng AI để tổng hợp các công thức toán học; có lưu nhật ký câu lệnh.</w:t>
+              <w:t>Học sinh tự đọc và nghiên cứu tài liệu gốc. Sử dụng AI để tổng hợp các giải pháp công nghệ; có lưu nhật ký câu lệnh.</w:t>
             </w:r>
           </w:p>
         </w:tc>
@@ -303,7 +303,7 @@
                 <w:color w:val="000000"/>
                 <w:sz w:val="24"/>
               </w:rPr>
-              <w:t>2. Viết mã nguồn (Coding) và kiểm thử thuật toán 2PL IRT, SM-2, tích hợp Azure/Whisper.</w:t>
+              <w:t>2. Viết mã nguồn (Coding) và kiểm thử thuật toán điều chỉnh độ khó, ghi nhớ từ vựng, tích hợp Azure/Whisper.</w:t>
             </w:r>
           </w:p>
         </w:tc>
@@ -355,7 +355,7 @@
                 <w:color w:val="000000"/>
                 <w:sz w:val="24"/>
               </w:rPr>
-              <w:t>Sử dụng AI như trợ lý lập trình (Pair-programming) hỗ trợ tối ưu thuật toán; toàn bộ kiến trúc hệ thống và kiểm thử do học sinh trực tiếp thực hiện và làm chủ mã nguồn.</w:t>
+              <w:t>Sử dụng AI như trợ lý lập trình (Pair-programming) hỗ trợ tối ưu mã nguồn; toàn bộ kiến trúc hệ thống và kiểm thử do học sinh trực tiếp thực hiện và làm chủ.</w:t>
             </w:r>
           </w:p>
         </w:tc>
@@ -383,7 +383,7 @@
                 <w:color w:val="000000"/>
                 <w:sz w:val="24"/>
               </w:rPr>
-              <w:t>3. Sinh ngân hàng câu hỏi tiếng Anh luyện phát âm và bài tập đọc hiểu theo chủ đề SGK.</w:t>
+              <w:t>3. Xây dựng ngân hàng câu hỏi tiếng Anh luyện phát âm và bài tập đọc hiểu theo chủ đề SGK.</w:t>
             </w:r>
           </w:p>
         </w:tc>
@@ -435,7 +435,7 @@
                 <w:color w:val="000000"/>
                 <w:sz w:val="24"/>
               </w:rPr>
-              <w:t>Dùng Gemini AI sinh dữ liệu mẫu ban đầu; toàn bộ câu hỏi được đối chiếu chuẩn ngữ liệu SGK Global Success và gán tham số độ khó IRT chính xác.</w:t>
+              <w:t>Dùng Gemini AI sinh dữ liệu câu mẫu ban đầu; toàn bộ câu hỏi được đối chiếu chuẩn ngữ liệu SGK Global Success và gán mức độ khó chính xác.</w:t>
             </w:r>
           </w:p>
         </w:tc>
@@ -463,7 +463,7 @@
                 <w:color w:val="000000"/>
                 <w:sz w:val="24"/>
               </w:rPr>
-              <w:t>4. Xử lý số liệu thống kê thực nghiệm (t-test, Cohen's d) và vẽ biểu đồ phân tích.</w:t>
+              <w:t>4. Xử lý số liệu thống kê điểm số thực nghiệm và vẽ biểu đồ so sánh trước/sau.</w:t>
             </w:r>
           </w:p>
         </w:tc>
@@ -515,7 +515,7 @@
                 <w:color w:val="000000"/>
                 <w:sz w:val="24"/>
               </w:rPr>
-              <w:t>Học sinh tự thu thập số liệu thô từ 120 học sinh thực nghiệm; dùng thư viện Python scipy.stats để tính toán độc lập, đảm bảo tính trung thực 100%.</w:t>
+              <w:t>Học sinh tự thu thập số liệu điểm bài thi thực tế từ 120 bạn học sinh; sử dụng phần mềm phân tích để bảo đảm tính trung thực 100%.</w:t>
             </w:r>
           </w:p>
         </w:tc>
@@ -595,7 +595,7 @@
                 <w:color w:val="000000"/>
                 <w:sz w:val="24"/>
               </w:rPr>
-              <w:t>TUÂN THỦ TUYỆT ĐỐI: Toàn bộ báo cáo và poster do học sinh tự lập luận, viết và trình bày dựa trên số liệu nghiên cứu thực tế của nhóm.</w:t>
+              <w:t>TUÂN THỦ TUYỆT ĐỐI: Toàn bộ báo cáo và poster do học sinh tự lập luận, viết và trình bày dựa trên kết quả nghiên cứu thực tế của nhóm.</w:t>
             </w:r>
           </w:p>
         </w:tc>
@@ -604,13 +604,13 @@
     <w:p>
       <w:pPr>
         <w:spacing w:before="120" w:after="80" w:line="276" w:lineRule="auto"/>
-        <w:jc w:val="left"/>
+        <w:jc w:val="both"/>
       </w:pPr>
     </w:p>
     <w:p>
       <w:pPr>
         <w:spacing w:before="0" w:after="80" w:line="276" w:lineRule="auto"/>
-        <w:jc w:val="left"/>
+        <w:jc w:val="both"/>
       </w:pPr>
       <w:r>
         <w:rPr>
@@ -626,7 +626,7 @@
     <w:p>
       <w:pPr>
         <w:spacing w:before="0" w:after="80" w:line="276" w:lineRule="auto"/>
-        <w:jc w:val="left"/>
+        <w:jc w:val="both"/>
       </w:pPr>
       <w:r>
         <w:rPr>
